--- a/excel/excel-two-variables/excel-two-variables-numcat.docx
+++ b/excel/excel-two-variables/excel-two-variables-numcat.docx
@@ -2025,7 +2025,7 @@
     <w:bookmarkStart w:id="29" w:name="research-question"/>
     <w:p>
       <w:pPr>
-        <w:pStyle w:val="Heading3"/>
+        <w:pStyle w:val="Heading2"/>
       </w:pPr>
       <w:r>
         <w:t xml:space="preserve">Research Question</w:t>
@@ -2043,7 +2043,7 @@
     <w:bookmarkStart w:id="32" w:name="hypothesis-and-test-statistics"/>
     <w:p>
       <w:pPr>
-        <w:pStyle w:val="Heading3"/>
+        <w:pStyle w:val="Heading2"/>
       </w:pPr>
       <w:r>
         <w:t xml:space="preserve">Hypothesis and Test Statistics</w:t>
@@ -2644,7 +2644,7 @@
     <w:bookmarkStart w:id="34" w:name="results-and-interpretation"/>
     <w:p>
       <w:pPr>
-        <w:pStyle w:val="Heading3"/>
+        <w:pStyle w:val="Heading2"/>
       </w:pPr>
       <w:r>
         <w:t xml:space="preserve">Results and Interpretation</w:t>
